--- a/REI-Combinatoria/Materiales en español/05a - Fase0_GuiaDidactica.docx
+++ b/REI-Combinatoria/Materiales en español/05a - Fase0_GuiaDidactica.docx
@@ -614,20 +614,36 @@
                 <w:rFonts w:ascii="Avenir" w:eastAsia="Avenir" w:hAnsi="Avenir" w:cs="Avenir"/>
                 <w:color w:val="E97132"/>
               </w:rPr>
-              <w:t xml:space="preserve">Imagen 1B </w:t>
-            </w:r>
-            <w:r>
-              <w:rPr>
-                <w:rFonts w:ascii="Avenir" w:eastAsia="Avenir" w:hAnsi="Avenir" w:cs="Avenir"/>
-                <w:color w:val="000000"/>
-              </w:rPr>
-              <w:t xml:space="preserve">). La discusión no puede estar encaminada únicamente sobre la tecnología del candado o el material con el que esté fabricado (en ningún momento el candado se abrirá rompiéndolo o forzándolo). La </w:t>
-            </w:r>
+              <w:t>Imagen 1</w:t>
+            </w:r>
+            <w:proofErr w:type="gramStart"/>
             <w:r>
               <w:rPr>
                 <w:rFonts w:ascii="Avenir" w:eastAsia="Avenir" w:hAnsi="Avenir" w:cs="Avenir"/>
                 <w:color w:val="E97132"/>
               </w:rPr>
+              <w:t xml:space="preserve">B </w:t>
+            </w:r>
+            <w:r>
+              <w:rPr>
+                <w:rFonts w:ascii="Avenir" w:eastAsia="Avenir" w:hAnsi="Avenir" w:cs="Avenir"/>
+                <w:color w:val="000000"/>
+              </w:rPr>
+              <w:t>)</w:t>
+            </w:r>
+            <w:proofErr w:type="gramEnd"/>
+            <w:r>
+              <w:rPr>
+                <w:rFonts w:ascii="Avenir" w:eastAsia="Avenir" w:hAnsi="Avenir" w:cs="Avenir"/>
+                <w:color w:val="000000"/>
+              </w:rPr>
+              <w:t xml:space="preserve">. La discusión no puede estar encaminada únicamente sobre la tecnología del candado o el material con el que esté fabricado (en ningún momento el candado se abrirá rompiéndolo o forzándolo). La </w:t>
+            </w:r>
+            <w:r>
+              <w:rPr>
+                <w:rFonts w:ascii="Avenir" w:eastAsia="Avenir" w:hAnsi="Avenir" w:cs="Avenir"/>
+                <w:color w:val="E97132"/>
+              </w:rPr>
               <w:t xml:space="preserve">Tabla 1 </w:t>
             </w:r>
             <w:r>
@@ -635,7 +651,14 @@
                 <w:rFonts w:ascii="Avenir" w:eastAsia="Avenir" w:hAnsi="Avenir" w:cs="Avenir"/>
                 <w:color w:val="000000"/>
               </w:rPr>
-              <w:t>(que se encuentra a continuación y como documento separado para los docentes) incluye una descripción de las características de cada candado, además de poder enseñarles físicamente.</w:t>
+              <w:t>(que se encuentra a continuación y como documento separado para los docentes) incluye una descr</w:t>
+            </w:r>
+            <w:r>
+              <w:rPr>
+                <w:rFonts w:ascii="Avenir" w:eastAsia="Avenir" w:hAnsi="Avenir" w:cs="Avenir"/>
+                <w:color w:val="000000"/>
+              </w:rPr>
+              <w:t>ipción de las características de cada candado, además de poder enseñarles físicamente.</w:t>
             </w:r>
           </w:p>
           <w:p>
@@ -683,6 +706,7 @@
               </w:rPr>
               <w:t xml:space="preserve">¿Cuántos códigos admite cada candado? </w:t>
             </w:r>
+            <w:proofErr w:type="gramStart"/>
             <w:r>
               <w:rPr>
                 <w:rFonts w:ascii="Avenir" w:eastAsia="Avenir" w:hAnsi="Avenir" w:cs="Avenir"/>
@@ -694,7 +718,15 @@
                 <w:rFonts w:ascii="Avenir" w:eastAsia="Avenir" w:hAnsi="Avenir" w:cs="Avenir"/>
                 <w:color w:val="000000"/>
               </w:rPr>
-              <w:t xml:space="preserve">, bajo la hipótesis de que no saben nada más de los candados al margen de sus características, se plantea </w:t>
+              <w:t>,</w:t>
+            </w:r>
+            <w:proofErr w:type="gramEnd"/>
+            <w:r>
+              <w:rPr>
+                <w:rFonts w:ascii="Avenir" w:eastAsia="Avenir" w:hAnsi="Avenir" w:cs="Avenir"/>
+                <w:color w:val="000000"/>
+              </w:rPr>
+              <w:t xml:space="preserve"> bajo la hipótesis de que no saben nada más de los candados al margen de sus características, se plantea </w:t>
             </w:r>
             <w:r>
               <w:rPr>
@@ -709,16 +741,35 @@
                 <w:rFonts w:ascii="Avenir" w:eastAsia="Avenir" w:hAnsi="Avenir" w:cs="Avenir"/>
                 <w:color w:val="000000"/>
               </w:rPr>
-              <w:t xml:space="preserve">sobre: Q </w:t>
-            </w:r>
+              <w:t xml:space="preserve">sobre: </w:t>
+            </w:r>
+            <w:proofErr w:type="gramStart"/>
+            <w:r>
+              <w:rPr>
+                <w:rFonts w:ascii="Avenir" w:eastAsia="Avenir" w:hAnsi="Avenir" w:cs="Avenir"/>
+                <w:color w:val="000000"/>
+              </w:rPr>
+              <w:t xml:space="preserve">Q </w:t>
+            </w:r>
+            <w:proofErr w:type="spellStart"/>
             <w:r>
               <w:rPr>
                 <w:rFonts w:ascii="Avenir" w:eastAsia="Avenir" w:hAnsi="Avenir" w:cs="Avenir"/>
                 <w:i/>
                 <w:color w:val="000000"/>
               </w:rPr>
-              <w:t>uin de los candados admite más códigos?</w:t>
-            </w:r>
+              <w:t>uin</w:t>
+            </w:r>
+            <w:proofErr w:type="spellEnd"/>
+            <w:r>
+              <w:rPr>
+                <w:rFonts w:ascii="Avenir" w:eastAsia="Avenir" w:hAnsi="Avenir" w:cs="Avenir"/>
+                <w:i/>
+                <w:color w:val="000000"/>
+              </w:rPr>
+              <w:t xml:space="preserve"> de los candados admite más códigos?</w:t>
+            </w:r>
+            <w:proofErr w:type="gramEnd"/>
           </w:p>
           <w:p>
             <w:pPr>
@@ -906,7 +957,15 @@
                 <w:rFonts w:ascii="Avenir" w:eastAsia="Avenir" w:hAnsi="Avenir" w:cs="Avenir"/>
                 <w:color w:val="3A7D22"/>
               </w:rPr>
-              <w:t xml:space="preserve">Presentación Guía </w:t>
+              <w:t xml:space="preserve">Presentación </w:t>
+            </w:r>
+            <w:proofErr w:type="gramStart"/>
+            <w:r>
+              <w:rPr>
+                <w:rFonts w:ascii="Avenir" w:eastAsia="Avenir" w:hAnsi="Avenir" w:cs="Avenir"/>
+                <w:color w:val="3A7D22"/>
+              </w:rPr>
+              <w:t xml:space="preserve">Guía </w:t>
             </w:r>
             <w:r>
               <w:rPr>
@@ -915,6 +974,7 @@
               </w:rPr>
               <w:t>.</w:t>
             </w:r>
+            <w:proofErr w:type="gramEnd"/>
           </w:p>
           <w:p>
             <w:pPr>
@@ -961,7 +1021,15 @@
                 <w:rFonts w:ascii="Avenir" w:eastAsia="Avenir" w:hAnsi="Avenir" w:cs="Avenir"/>
                 <w:color w:val="000000"/>
               </w:rPr>
-              <w:t xml:space="preserve">A partir de esta puesta en común, el </w:t>
+              <w:t xml:space="preserve">A partir de esta puesta en común, </w:t>
+            </w:r>
+            <w:proofErr w:type="gramStart"/>
+            <w:r>
+              <w:rPr>
+                <w:rFonts w:ascii="Avenir" w:eastAsia="Avenir" w:hAnsi="Avenir" w:cs="Avenir"/>
+                <w:color w:val="000000"/>
+              </w:rPr>
+              <w:t xml:space="preserve">el </w:t>
             </w:r>
             <w:r>
               <w:rPr>
@@ -975,7 +1043,15 @@
                 <w:rFonts w:ascii="Avenir" w:eastAsia="Avenir" w:hAnsi="Avenir" w:cs="Avenir"/>
                 <w:color w:val="000000"/>
               </w:rPr>
-              <w:t xml:space="preserve">concreta </w:t>
+              <w:t>concreta</w:t>
+            </w:r>
+            <w:proofErr w:type="gramEnd"/>
+            <w:r>
+              <w:rPr>
+                <w:rFonts w:ascii="Avenir" w:eastAsia="Avenir" w:hAnsi="Avenir" w:cs="Avenir"/>
+                <w:color w:val="000000"/>
+              </w:rPr>
+              <w:t xml:space="preserve"> </w:t>
             </w:r>
             <w:r>
               <w:rPr>
@@ -1309,12 +1385,21 @@
               </w:rPr>
               <w:t xml:space="preserve">en la pizarra, para después ser transferido a, por ejemplo, un </w:t>
             </w:r>
+            <w:proofErr w:type="spellStart"/>
             <w:r>
               <w:rPr>
                 <w:rFonts w:ascii="Avenir" w:eastAsia="Avenir" w:hAnsi="Avenir" w:cs="Avenir"/>
                 <w:color w:val="3A7D22"/>
               </w:rPr>
-              <w:t xml:space="preserve">Padlet </w:t>
+              <w:t>Padlet</w:t>
+            </w:r>
+            <w:proofErr w:type="spellEnd"/>
+            <w:r>
+              <w:rPr>
+                <w:rFonts w:ascii="Avenir" w:eastAsia="Avenir" w:hAnsi="Avenir" w:cs="Avenir"/>
+                <w:color w:val="3A7D22"/>
+              </w:rPr>
+              <w:t xml:space="preserve"> </w:t>
             </w:r>
             <w:r>
               <w:rPr>
@@ -1358,6 +1443,7 @@
               </w:rPr>
               <w:t xml:space="preserve">Cambio </w:t>
             </w:r>
+            <w:proofErr w:type="gramStart"/>
             <w:r>
               <w:rPr>
                 <w:rFonts w:ascii="Avenir" w:eastAsia="Avenir" w:hAnsi="Avenir" w:cs="Avenir"/>
@@ -1371,6 +1457,7 @@
               </w:rPr>
               <w:t>véase</w:t>
             </w:r>
+            <w:proofErr w:type="gramEnd"/>
             <w:r>
               <w:rPr>
                 <w:rFonts w:ascii="Avenir" w:eastAsia="Avenir" w:hAnsi="Avenir" w:cs="Avenir"/>
@@ -1383,14 +1470,30 @@
                 <w:rFonts w:ascii="Avenir" w:eastAsia="Avenir" w:hAnsi="Avenir" w:cs="Avenir"/>
                 <w:color w:val="E97132"/>
               </w:rPr>
-              <w:t xml:space="preserve">Imagen 1B </w:t>
-            </w:r>
-            <w:r>
-              <w:rPr>
-                <w:rFonts w:ascii="Avenir" w:eastAsia="Avenir" w:hAnsi="Avenir" w:cs="Avenir"/>
-                <w:color w:val="000000"/>
-              </w:rPr>
-              <w:t>) con acceso a todos los estudiantes de la misma clase.</w:t>
+              <w:t>Imagen 1</w:t>
+            </w:r>
+            <w:proofErr w:type="gramStart"/>
+            <w:r>
+              <w:rPr>
+                <w:rFonts w:ascii="Avenir" w:eastAsia="Avenir" w:hAnsi="Avenir" w:cs="Avenir"/>
+                <w:color w:val="E97132"/>
+              </w:rPr>
+              <w:t xml:space="preserve">B </w:t>
+            </w:r>
+            <w:r>
+              <w:rPr>
+                <w:rFonts w:ascii="Avenir" w:eastAsia="Avenir" w:hAnsi="Avenir" w:cs="Avenir"/>
+                <w:color w:val="000000"/>
+              </w:rPr>
+              <w:t>)</w:t>
+            </w:r>
+            <w:proofErr w:type="gramEnd"/>
+            <w:r>
+              <w:rPr>
+                <w:rFonts w:ascii="Avenir" w:eastAsia="Avenir" w:hAnsi="Avenir" w:cs="Avenir"/>
+                <w:color w:val="000000"/>
+              </w:rPr>
+              <w:t xml:space="preserve"> con acceso a todos los estudiantes de la misma clase.</w:t>
             </w:r>
           </w:p>
           <w:p>
@@ -1535,20 +1638,52 @@
                 <w:b/>
                 <w:color w:val="000000"/>
               </w:rPr>
-              <w:t xml:space="preserve">Fase 1 </w:t>
-            </w:r>
-            <w:r>
-              <w:rPr>
-                <w:rFonts w:ascii="Avenir" w:eastAsia="Avenir" w:hAnsi="Avenir" w:cs="Avenir"/>
-                <w:color w:val="000000"/>
-              </w:rPr>
-              <w:t xml:space="preserve">) es un informe grupal que el docente puede empezar a presentar en el momento [2] o en la fase siguiente: Fase 1 ( </w:t>
-            </w:r>
-            <w:r>
-              <w:rPr>
-                <w:rFonts w:ascii="Avenir" w:eastAsia="Avenir" w:hAnsi="Avenir" w:cs="Avenir"/>
-              </w:rPr>
-              <w:t xml:space="preserve">ver </w:t>
+              <w:t xml:space="preserve">Fase </w:t>
+            </w:r>
+            <w:proofErr w:type="gramStart"/>
+            <w:r>
+              <w:rPr>
+                <w:rFonts w:ascii="Avenir" w:eastAsia="Avenir" w:hAnsi="Avenir" w:cs="Avenir"/>
+                <w:b/>
+                <w:color w:val="000000"/>
+              </w:rPr>
+              <w:t xml:space="preserve">1 </w:t>
+            </w:r>
+            <w:r>
+              <w:rPr>
+                <w:rFonts w:ascii="Avenir" w:eastAsia="Avenir" w:hAnsi="Avenir" w:cs="Avenir"/>
+                <w:color w:val="000000"/>
+              </w:rPr>
+              <w:t>)</w:t>
+            </w:r>
+            <w:proofErr w:type="gramEnd"/>
+            <w:r>
+              <w:rPr>
+                <w:rFonts w:ascii="Avenir" w:eastAsia="Avenir" w:hAnsi="Avenir" w:cs="Avenir"/>
+                <w:color w:val="000000"/>
+              </w:rPr>
+              <w:t xml:space="preserve"> es un informe grupal que el docente puede empezar a presentar en el momento [2] o en la fase siguiente: Fase 1 </w:t>
+            </w:r>
+            <w:proofErr w:type="gramStart"/>
+            <w:r>
+              <w:rPr>
+                <w:rFonts w:ascii="Avenir" w:eastAsia="Avenir" w:hAnsi="Avenir" w:cs="Avenir"/>
+                <w:color w:val="000000"/>
+              </w:rPr>
+              <w:t xml:space="preserve">( </w:t>
+            </w:r>
+            <w:r>
+              <w:rPr>
+                <w:rFonts w:ascii="Avenir" w:eastAsia="Avenir" w:hAnsi="Avenir" w:cs="Avenir"/>
+              </w:rPr>
+              <w:t>ver</w:t>
+            </w:r>
+            <w:proofErr w:type="gramEnd"/>
+            <w:r>
+              <w:rPr>
+                <w:rFonts w:ascii="Avenir" w:eastAsia="Avenir" w:hAnsi="Avenir" w:cs="Avenir"/>
+              </w:rPr>
+              <w:t xml:space="preserve"> </w:t>
             </w:r>
             <w:r>
               <w:rPr>
@@ -1612,16 +1747,7 @@
                 <w:sz w:val="28"/>
                 <w:szCs w:val="28"/>
               </w:rPr>
-              <w:t>Comentarios relevantes</w:t>
-            </w:r>
-            <w:r>
-              <w:rPr>
-                <w:rFonts w:ascii="Avenir" w:eastAsia="Avenir" w:hAnsi="Avenir" w:cs="Avenir"/>
-                <w:color w:val="9A0003"/>
-                <w:sz w:val="28"/>
-                <w:szCs w:val="28"/>
-              </w:rPr>
-              <w:t xml:space="preserve"> para la gestión de la Fase</w:t>
+              <w:t>Comentarios relevantes para la gestión de la Fase</w:t>
             </w:r>
           </w:p>
           <w:p>
@@ -1818,6 +1944,7 @@
         <w:rPr>
           <w:rFonts w:ascii="Avenir" w:eastAsia="Avenir" w:hAnsi="Avenir" w:cs="Avenir"/>
           <w:b/>
+          <w:noProof/>
           <w:color w:val="000000"/>
           <w:sz w:val="18"/>
           <w:szCs w:val="18"/>
@@ -2012,7 +2139,23 @@
           <w:rFonts w:ascii="Avenir" w:eastAsia="Avenir" w:hAnsi="Avenir" w:cs="Avenir"/>
           <w:color w:val="000000"/>
         </w:rPr>
-        <w:t>Ejemplo del mapa de cuestiones y respuestas en soporte digital (Canva)</w:t>
+        <w:t>Ejemplo del mapa de cuestiones y respuestas en soporte digital (</w:t>
+      </w:r>
+      <w:proofErr w:type="spellStart"/>
+      <w:r>
+        <w:rPr>
+          <w:rFonts w:ascii="Avenir" w:eastAsia="Avenir" w:hAnsi="Avenir" w:cs="Avenir"/>
+          <w:color w:val="000000"/>
+        </w:rPr>
+        <w:t>Canva</w:t>
+      </w:r>
+      <w:proofErr w:type="spellEnd"/>
+      <w:r>
+        <w:rPr>
+          <w:rFonts w:ascii="Avenir" w:eastAsia="Avenir" w:hAnsi="Avenir" w:cs="Avenir"/>
+          <w:color w:val="000000"/>
+        </w:rPr>
+        <w:t>)</w:t>
       </w:r>
     </w:p>
     <w:p>
@@ -2041,6 +2184,9 @@
         <w:jc w:val="center"/>
       </w:pPr>
       <w:r>
+        <w:rPr>
+          <w:noProof/>
+        </w:rPr>
         <w:lastRenderedPageBreak/>
         <w:drawing>
           <wp:inline distT="0" distB="0" distL="0" distR="0" wp14:anchorId="74096FCD" wp14:editId="699139E7">
@@ -2099,6 +2245,8 @@
           <w:pgMar w:top="2269" w:right="1440" w:bottom="1440" w:left="1440" w:header="708" w:footer="708" w:gutter="0"/>
           <w:pgNumType w:start="1"/>
           <w:cols w:space="720"/>
+          <w:titlePg/>
+          <w:docGrid w:linePitch="272"/>
         </w:sectPr>
       </w:pPr>
       <w:r>
@@ -2186,13 +2334,23 @@
                 <w:szCs w:val="24"/>
               </w:rPr>
             </w:pPr>
+            <w:proofErr w:type="gramStart"/>
             <w:r>
               <w:rPr>
                 <w:rFonts w:ascii="Avenir" w:eastAsia="Avenir" w:hAnsi="Avenir" w:cs="Avenir"/>
                 <w:b/>
                 <w:color w:val="000000"/>
               </w:rPr>
-              <w:t>Primer colección de candados</w:t>
+              <w:t>Primer colección</w:t>
+            </w:r>
+            <w:proofErr w:type="gramEnd"/>
+            <w:r>
+              <w:rPr>
+                <w:rFonts w:ascii="Avenir" w:eastAsia="Avenir" w:hAnsi="Avenir" w:cs="Avenir"/>
+                <w:b/>
+                <w:color w:val="000000"/>
+              </w:rPr>
+              <w:t xml:space="preserve"> de candados</w:t>
             </w:r>
           </w:p>
         </w:tc>
@@ -2260,13 +2418,23 @@
                 <w:color w:val="000000"/>
               </w:rPr>
             </w:pPr>
+            <w:proofErr w:type="spellStart"/>
             <w:r>
               <w:rPr>
                 <w:rFonts w:ascii="Avenir" w:eastAsia="Avenir" w:hAnsi="Avenir" w:cs="Avenir"/>
                 <w:b/>
                 <w:color w:val="000000"/>
               </w:rPr>
-              <w:t>Nº.</w:t>
+              <w:t>Nº</w:t>
+            </w:r>
+            <w:proofErr w:type="spellEnd"/>
+            <w:r>
+              <w:rPr>
+                <w:rFonts w:ascii="Avenir" w:eastAsia="Avenir" w:hAnsi="Avenir" w:cs="Avenir"/>
+                <w:b/>
+                <w:color w:val="000000"/>
+              </w:rPr>
+              <w:t>.</w:t>
             </w:r>
           </w:p>
           <w:p>
@@ -2316,6 +2484,7 @@
                 <w:color w:val="000000"/>
               </w:rPr>
             </w:pPr>
+            <w:proofErr w:type="gramStart"/>
             <w:r>
               <w:rPr>
                 <w:rFonts w:ascii="Avenir" w:eastAsia="Avenir" w:hAnsi="Avenir" w:cs="Avenir"/>
@@ -2324,6 +2493,7 @@
               </w:rPr>
               <w:t>Posibles justificación</w:t>
             </w:r>
+            <w:proofErr w:type="gramEnd"/>
           </w:p>
           <w:p>
             <w:pPr>
@@ -2611,20 +2781,50 @@
                 <w:rFonts w:ascii="Avenir" w:eastAsia="Avenir" w:hAnsi="Avenir" w:cs="Avenir"/>
                 <w:color w:val="000000"/>
               </w:rPr>
-              <w:t xml:space="preserve">En la primera casilla podemos escoger 10 elementos diferentes o 10 números entre 0 y 9 ( </w:t>
-            </w:r>
-            <w:r>
-              <w:rPr>
-                <w:rFonts w:ascii="Avenir" w:eastAsia="Avenir" w:hAnsi="Avenir" w:cs="Avenir"/>
-              </w:rPr>
-              <w:t xml:space="preserve">ambos incluidos </w:t>
-            </w:r>
-            <w:r>
-              <w:rPr>
-                <w:rFonts w:ascii="Avenir" w:eastAsia="Avenir" w:hAnsi="Avenir" w:cs="Avenir"/>
-                <w:color w:val="000000"/>
-              </w:rPr>
-              <w:t xml:space="preserve">). Para cada número escogido, tenemos 10 elementos diferentes que pueden ocupar la segunda casilla, y de igual forma, 10 para la tercera posición, 10 más para la cuarta posición. Esto representa un total de 10·10·10·10 = 10 </w:t>
+              <w:t xml:space="preserve">En la primera casilla podemos escoger 10 elementos diferentes o 10 números entre 0 y 9 </w:t>
+            </w:r>
+            <w:proofErr w:type="gramStart"/>
+            <w:r>
+              <w:rPr>
+                <w:rFonts w:ascii="Avenir" w:eastAsia="Avenir" w:hAnsi="Avenir" w:cs="Avenir"/>
+                <w:color w:val="000000"/>
+              </w:rPr>
+              <w:t xml:space="preserve">( </w:t>
+            </w:r>
+            <w:r>
+              <w:rPr>
+                <w:rFonts w:ascii="Avenir" w:eastAsia="Avenir" w:hAnsi="Avenir" w:cs="Avenir"/>
+              </w:rPr>
+              <w:t>ambos</w:t>
+            </w:r>
+            <w:proofErr w:type="gramEnd"/>
+            <w:r>
+              <w:rPr>
+                <w:rFonts w:ascii="Avenir" w:eastAsia="Avenir" w:hAnsi="Avenir" w:cs="Avenir"/>
+              </w:rPr>
+              <w:t xml:space="preserve"> </w:t>
+            </w:r>
+            <w:proofErr w:type="gramStart"/>
+            <w:r>
+              <w:rPr>
+                <w:rFonts w:ascii="Avenir" w:eastAsia="Avenir" w:hAnsi="Avenir" w:cs="Avenir"/>
+              </w:rPr>
+              <w:t xml:space="preserve">incluidos </w:t>
+            </w:r>
+            <w:r>
+              <w:rPr>
+                <w:rFonts w:ascii="Avenir" w:eastAsia="Avenir" w:hAnsi="Avenir" w:cs="Avenir"/>
+                <w:color w:val="000000"/>
+              </w:rPr>
+              <w:t>)</w:t>
+            </w:r>
+            <w:proofErr w:type="gramEnd"/>
+            <w:r>
+              <w:rPr>
+                <w:rFonts w:ascii="Avenir" w:eastAsia="Avenir" w:hAnsi="Avenir" w:cs="Avenir"/>
+                <w:color w:val="000000"/>
+              </w:rPr>
+              <w:t xml:space="preserve">. Para cada número escogido, tenemos 10 elementos diferentes que pueden ocupar la segunda casilla, y de igual forma, 10 para la tercera posición, 10 más para la cuarta posición. Esto representa un total de 10·10·10·10 = 10 </w:t>
             </w:r>
             <w:r>
               <w:rPr>
@@ -2927,7 +3127,23 @@
                 <w:rFonts w:ascii="Avenir" w:eastAsia="Avenir" w:hAnsi="Avenir" w:cs="Avenir"/>
                 <w:color w:val="000000"/>
               </w:rPr>
-              <w:t>muchas que están repetidas , ya que son el mismo código, por ejemplo:</w:t>
+              <w:t xml:space="preserve">muchas que están </w:t>
+            </w:r>
+            <w:proofErr w:type="gramStart"/>
+            <w:r>
+              <w:rPr>
+                <w:rFonts w:ascii="Avenir" w:eastAsia="Avenir" w:hAnsi="Avenir" w:cs="Avenir"/>
+                <w:color w:val="000000"/>
+              </w:rPr>
+              <w:t>repetidas ,</w:t>
+            </w:r>
+            <w:proofErr w:type="gramEnd"/>
+            <w:r>
+              <w:rPr>
+                <w:rFonts w:ascii="Avenir" w:eastAsia="Avenir" w:hAnsi="Avenir" w:cs="Avenir"/>
+                <w:color w:val="000000"/>
+              </w:rPr>
+              <w:t xml:space="preserve"> ya que son el mismo código, por ejemplo:</w:t>
             </w:r>
           </w:p>
           <w:p>
@@ -3075,13 +3291,28 @@
                 <w:rFonts w:ascii="Avenir" w:eastAsia="Avenir" w:hAnsi="Avenir" w:cs="Avenir"/>
                 <w:color w:val="000000"/>
               </w:rPr>
-              <w:t xml:space="preserve">Similar al candado 1 </w:t>
-            </w:r>
-            <w:r>
-              <w:rPr>
-                <w:rFonts w:ascii="Avenir" w:eastAsia="Avenir" w:hAnsi="Avenir" w:cs="Avenir"/>
-              </w:rPr>
-              <w:t xml:space="preserve">, pero </w:t>
+              <w:t xml:space="preserve">Similar al candado </w:t>
+            </w:r>
+            <w:proofErr w:type="gramStart"/>
+            <w:r>
+              <w:rPr>
+                <w:rFonts w:ascii="Avenir" w:eastAsia="Avenir" w:hAnsi="Avenir" w:cs="Avenir"/>
+                <w:color w:val="000000"/>
+              </w:rPr>
+              <w:t xml:space="preserve">1 </w:t>
+            </w:r>
+            <w:r>
+              <w:rPr>
+                <w:rFonts w:ascii="Avenir" w:eastAsia="Avenir" w:hAnsi="Avenir" w:cs="Avenir"/>
+              </w:rPr>
+              <w:t>,</w:t>
+            </w:r>
+            <w:proofErr w:type="gramEnd"/>
+            <w:r>
+              <w:rPr>
+                <w:rFonts w:ascii="Avenir" w:eastAsia="Avenir" w:hAnsi="Avenir" w:cs="Avenir"/>
+              </w:rPr>
+              <w:t xml:space="preserve"> pero </w:t>
             </w:r>
             <w:r>
               <w:rPr>
@@ -3286,11 +3517,19 @@
               </w:rPr>
               <w:t xml:space="preserve">para justificar </w:t>
             </w:r>
-            <w:r>
-              <w:rPr>
-                <w:rFonts w:ascii="Avenir" w:eastAsia="Avenir" w:hAnsi="Avenir" w:cs="Avenir"/>
-              </w:rPr>
-              <w:t xml:space="preserve">el porqué </w:t>
+            <w:proofErr w:type="spellStart"/>
+            <w:r>
+              <w:rPr>
+                <w:rFonts w:ascii="Avenir" w:eastAsia="Avenir" w:hAnsi="Avenir" w:cs="Avenir"/>
+              </w:rPr>
+              <w:t>el porqué</w:t>
+            </w:r>
+            <w:proofErr w:type="spellEnd"/>
+            <w:r>
+              <w:rPr>
+                <w:rFonts w:ascii="Avenir" w:eastAsia="Avenir" w:hAnsi="Avenir" w:cs="Avenir"/>
+              </w:rPr>
+              <w:t xml:space="preserve"> </w:t>
             </w:r>
             <w:r>
               <w:rPr>
@@ -3596,7 +3835,23 @@
                 <w:rFonts w:ascii="Avenir" w:eastAsia="Avenir" w:hAnsi="Avenir" w:cs="Avenir"/>
                 <w:color w:val="000000"/>
               </w:rPr>
-              <w:t>Opción 1: Como en el candado 1, con números, pero ahora cambiamos por letras. Por tanto, existe el mismo número de combinaciones, aunque hay una casilla extra. Así que podemos considerar los anteriormente justificados, 10 000 códigos pero ahora la ruleta de más del candado 4. Por tanto, habrá 10 x 10 000 códigos = 100 000 códigos.</w:t>
+              <w:t xml:space="preserve">Opción 1: Como en el candado 1, con números, pero ahora cambiamos por letras. Por tanto, existe el mismo número de combinaciones, aunque hay una casilla extra. Así que podemos considerar los anteriormente justificados, 10 000 </w:t>
+            </w:r>
+            <w:proofErr w:type="gramStart"/>
+            <w:r>
+              <w:rPr>
+                <w:rFonts w:ascii="Avenir" w:eastAsia="Avenir" w:hAnsi="Avenir" w:cs="Avenir"/>
+                <w:color w:val="000000"/>
+              </w:rPr>
+              <w:t>códigos</w:t>
+            </w:r>
+            <w:proofErr w:type="gramEnd"/>
+            <w:r>
+              <w:rPr>
+                <w:rFonts w:ascii="Avenir" w:eastAsia="Avenir" w:hAnsi="Avenir" w:cs="Avenir"/>
+                <w:color w:val="000000"/>
+              </w:rPr>
+              <w:t xml:space="preserve"> pero ahora la ruleta de más del candado 4. Por tanto, habrá 10 x 10 000 códigos = 100 000 códigos.</w:t>
             </w:r>
           </w:p>
           <w:p>
@@ -4380,503 +4635,74 @@
 <w:hdr xmlns:wpc="http://schemas.microsoft.com/office/word/2010/wordprocessingCanvas" xmlns:cx="http://schemas.microsoft.com/office/drawing/2014/chartex" xmlns:cx1="http://schemas.microsoft.com/office/drawing/2015/9/8/chartex" xmlns:cx2="http://schemas.microsoft.com/office/drawing/2015/10/21/chartex" xmlns:cx3="http://schemas.microsoft.com/office/drawing/2016/5/9/chartex" xmlns:cx4="http://schemas.microsoft.com/office/drawing/2016/5/10/chartex" xmlns:cx5="http://schemas.microsoft.com/office/drawing/2016/5/11/chartex" xmlns:cx6="http://schemas.microsoft.com/office/drawing/2016/5/12/chartex" xmlns:cx7="http://schemas.microsoft.com/office/drawing/2016/5/13/chartex" xmlns:cx8="http://schemas.microsoft.com/office/drawing/2016/5/14/chartex" xmlns:mc="http://schemas.openxmlformats.org/markup-compatibility/2006" xmlns:aink="http://schemas.microsoft.com/office/drawing/2016/ink" xmlns:am3d="http://schemas.microsoft.com/office/drawing/2017/model3d" xmlns:o="urn:schemas-microsoft-com:office:office" xmlns:oel="http://schemas.microsoft.com/office/2019/extlst" xmlns:r="http://schemas.openxmlformats.org/officeDocument/2006/relationships" xmlns:m="http://schemas.openxmlformats.org/officeDocument/2006/math" xmlns:v="urn:schemas-microsoft-com:vml" xmlns:wp14="http://schemas.microsoft.com/office/word/2010/wordprocessingDrawing" xmlns:wp="http://schemas.openxmlformats.org/drawingml/2006/wordprocessingDrawing" xmlns:w10="urn:schemas-microsoft-com:office:word" xmlns:w="http://schemas.openxmlformats.org/wordprocessingml/2006/main" xmlns:w14="http://schemas.microsoft.com/office/word/2010/wordml" xmlns:w15="http://schemas.microsoft.com/office/word/2012/wordml" xmlns:w16cex="http://schemas.microsoft.com/office/word/2018/wordml/cex" xmlns:w16cid="http://schemas.microsoft.com/office/word/2016/wordml/cid" xmlns:w16="http://schemas.microsoft.com/office/word/2018/wordml" xmlns:w16du="http://schemas.microsoft.com/office/word/2023/wordml/word16du" xmlns:w16sdtdh="http://schemas.microsoft.com/office/word/2020/wordml/sdtdatahash" xmlns:w16sdtfl="http://schemas.microsoft.com/office/word/2024/wordml/sdtformatlock" xmlns:w16se="http://schemas.microsoft.com/office/word/2015/wordml/symex" xmlns:wpg="http://schemas.microsoft.com/office/word/2010/wordprocessingGroup" xmlns:wpi="http://schemas.microsoft.com/office/word/2010/wordprocessingInk" xmlns:wne="http://schemas.microsoft.com/office/word/2006/wordml" xmlns:wps="http://schemas.microsoft.com/office/word/2010/wordprocessingShape" mc:Ignorable="w14 w15 w16se w16cid w16 w16cex w16sdtdh w16sdtfl w16du wp14">
   <w:p>
     <w:pPr>
-      <w:pBdr>
-        <w:top w:val="nil"/>
-        <w:left w:val="nil"/>
-        <w:bottom w:val="nil"/>
-        <w:right w:val="nil"/>
-        <w:between w:val="nil"/>
-      </w:pBdr>
-      <w:tabs>
-        <w:tab w:val="center" w:pos="4513"/>
-        <w:tab w:val="right" w:pos="9026"/>
-      </w:tabs>
-      <w:spacing w:line="240" w:lineRule="auto"/>
-      <w:rPr>
-        <w:color w:val="000000"/>
-        <w:sz w:val="24"/>
-        <w:szCs w:val="24"/>
-      </w:rPr>
+      <w:pStyle w:val="Header"/>
     </w:pPr>
-    <w:r>
-      <w:rPr>
-        <w:color w:val="000000"/>
-        <w:sz w:val="22"/>
-        <w:szCs w:val="22"/>
-      </w:rPr>
-      <w:tab/>
-    </w:r>
-    <w:r>
-      <w:rPr>
-        <w:color w:val="000000"/>
-        <w:sz w:val="22"/>
-        <w:szCs w:val="22"/>
-      </w:rPr>
-      <w:tab/>
-    </w:r>
-    <w:r>
-      <w:rPr>
-        <w:rFonts w:ascii="Avenir" w:eastAsia="Avenir" w:hAnsi="Avenir" w:cs="Avenir"/>
-        <w:color w:val="000000"/>
-        <w:sz w:val="22"/>
-        <w:szCs w:val="22"/>
-      </w:rPr>
-      <w:t>FASE 0. Introductoria - Situación Candados</w:t>
-    </w:r>
     <w:r>
       <w:rPr>
         <w:noProof/>
       </w:rPr>
-      <mc:AlternateContent>
-        <mc:Choice Requires="wpg">
-          <w:drawing>
-            <wp:anchor distT="0" distB="0" distL="114300" distR="114300" simplePos="0" relativeHeight="251658240" behindDoc="0" locked="0" layoutInCell="1" hidden="0" allowOverlap="1" wp14:anchorId="0DD00FF1" wp14:editId="0DD00FF2">
-              <wp:simplePos x="0" y="0"/>
-              <wp:positionH relativeFrom="column">
-                <wp:posOffset>-63499</wp:posOffset>
-              </wp:positionH>
-              <wp:positionV relativeFrom="paragraph">
-                <wp:posOffset>-177799</wp:posOffset>
-              </wp:positionV>
-              <wp:extent cx="1718945" cy="666115"/>
-              <wp:effectExtent l="0" t="0" r="0" b="0"/>
-              <wp:wrapSquare wrapText="bothSides" distT="0" distB="0" distL="114300" distR="114300"/>
-              <wp:docPr id="1" name="Group 1"/>
-              <wp:cNvGraphicFramePr/>
-              <a:graphic xmlns:a="http://schemas.openxmlformats.org/drawingml/2006/main">
-                <a:graphicData uri="http://schemas.microsoft.com/office/word/2010/wordprocessingGroup">
-                  <wpg:wgp>
-                    <wpg:cNvGrpSpPr/>
-                    <wpg:grpSpPr>
-                      <a:xfrm>
-                        <a:off x="0" y="0"/>
-                        <a:ext cx="1718945" cy="666115"/>
-                        <a:chOff x="4486525" y="3446925"/>
-                        <a:chExt cx="1718950" cy="666150"/>
-                      </a:xfrm>
-                    </wpg:grpSpPr>
-                    <wpg:grpSp>
-                      <wpg:cNvPr id="1303216998" name="Group 1303216998"/>
-                      <wpg:cNvGrpSpPr/>
-                      <wpg:grpSpPr>
-                        <a:xfrm>
-                          <a:off x="4486528" y="3446943"/>
-                          <a:ext cx="1718945" cy="666115"/>
-                          <a:chOff x="4486525" y="3446925"/>
-                          <a:chExt cx="1718950" cy="666150"/>
-                        </a:xfrm>
-                      </wpg:grpSpPr>
-                      <wps:wsp>
-                        <wps:cNvPr id="1632143402" name="Rectangle 1632143402"/>
-                        <wps:cNvSpPr/>
-                        <wps:spPr>
-                          <a:xfrm>
-                            <a:off x="4486525" y="3446925"/>
-                            <a:ext cx="1718950" cy="666150"/>
-                          </a:xfrm>
-                          <a:prstGeom prst="rect">
-                            <a:avLst/>
-                          </a:prstGeom>
-                          <a:noFill/>
-                          <a:ln>
-                            <a:noFill/>
-                          </a:ln>
-                        </wps:spPr>
-                        <wps:txbx>
-                          <w:txbxContent>
-                            <w:p>
-                              <w:pPr>
-                                <w:spacing w:line="240" w:lineRule="auto"/>
-                                <w:textDirection w:val="btLr"/>
-                              </w:pPr>
-                            </w:p>
-                          </w:txbxContent>
-                        </wps:txbx>
-                        <wps:bodyPr spcFirstLastPara="1" wrap="square" lIns="91425" tIns="91425" rIns="91425" bIns="91425" anchor="ctr" anchorCtr="0">
-                          <a:noAutofit/>
-                        </wps:bodyPr>
-                      </wps:wsp>
-                      <wpg:grpSp>
-                        <wpg:cNvPr id="1206677462" name="Group 1206677462"/>
-                        <wpg:cNvGrpSpPr/>
-                        <wpg:grpSpPr>
-                          <a:xfrm>
-                            <a:off x="4486528" y="3446943"/>
-                            <a:ext cx="1718945" cy="666115"/>
-                            <a:chOff x="4486525" y="3446925"/>
-                            <a:chExt cx="1718950" cy="666150"/>
-                          </a:xfrm>
-                        </wpg:grpSpPr>
-                        <wps:wsp>
-                          <wps:cNvPr id="1113580861" name="Rectangle 1113580861"/>
-                          <wps:cNvSpPr/>
-                          <wps:spPr>
-                            <a:xfrm>
-                              <a:off x="4486525" y="3446925"/>
-                              <a:ext cx="1718950" cy="666150"/>
-                            </a:xfrm>
-                            <a:prstGeom prst="rect">
-                              <a:avLst/>
-                            </a:prstGeom>
-                            <a:noFill/>
-                            <a:ln>
-                              <a:noFill/>
-                            </a:ln>
-                          </wps:spPr>
-                          <wps:txbx>
-                            <w:txbxContent>
-                              <w:p>
-                                <w:pPr>
-                                  <w:spacing w:line="240" w:lineRule="auto"/>
-                                  <w:textDirection w:val="btLr"/>
-                                </w:pPr>
-                              </w:p>
-                            </w:txbxContent>
-                          </wps:txbx>
-                          <wps:bodyPr spcFirstLastPara="1" wrap="square" lIns="91425" tIns="91425" rIns="91425" bIns="91425" anchor="ctr" anchorCtr="0">
-                            <a:noAutofit/>
-                          </wps:bodyPr>
-                        </wps:wsp>
-                        <wpg:grpSp>
-                          <wpg:cNvPr id="1182759701" name="Group 1182759701"/>
-                          <wpg:cNvGrpSpPr/>
-                          <wpg:grpSpPr>
-                            <a:xfrm>
-                              <a:off x="4486528" y="3446943"/>
-                              <a:ext cx="1718945" cy="666115"/>
-                              <a:chOff x="4486525" y="3446925"/>
-                              <a:chExt cx="1718950" cy="666150"/>
-                            </a:xfrm>
-                          </wpg:grpSpPr>
-                          <wps:wsp>
-                            <wps:cNvPr id="1456124442" name="Rectangle 1456124442"/>
-                            <wps:cNvSpPr/>
-                            <wps:spPr>
-                              <a:xfrm>
-                                <a:off x="4486525" y="3446925"/>
-                                <a:ext cx="1718950" cy="666150"/>
-                              </a:xfrm>
-                              <a:prstGeom prst="rect">
-                                <a:avLst/>
-                              </a:prstGeom>
-                              <a:noFill/>
-                              <a:ln>
-                                <a:noFill/>
-                              </a:ln>
-                            </wps:spPr>
-                            <wps:txbx>
-                              <w:txbxContent>
-                                <w:p>
-                                  <w:pPr>
-                                    <w:spacing w:line="240" w:lineRule="auto"/>
-                                    <w:textDirection w:val="btLr"/>
-                                  </w:pPr>
-                                </w:p>
-                              </w:txbxContent>
-                            </wps:txbx>
-                            <wps:bodyPr spcFirstLastPara="1" wrap="square" lIns="91425" tIns="91425" rIns="91425" bIns="91425" anchor="ctr" anchorCtr="0">
-                              <a:noAutofit/>
-                            </wps:bodyPr>
-                          </wps:wsp>
-                          <wpg:grpSp>
-                            <wpg:cNvPr id="1293179383" name="Group 1293179383"/>
-                            <wpg:cNvGrpSpPr/>
-                            <wpg:grpSpPr>
-                              <a:xfrm>
-                                <a:off x="4486528" y="3446943"/>
-                                <a:ext cx="1718945" cy="666115"/>
-                                <a:chOff x="4486525" y="3446925"/>
-                                <a:chExt cx="1718950" cy="805450"/>
-                              </a:xfrm>
-                            </wpg:grpSpPr>
-                            <wps:wsp>
-                              <wps:cNvPr id="463197420" name="Rectangle 463197420"/>
-                              <wps:cNvSpPr/>
-                              <wps:spPr>
-                                <a:xfrm>
-                                  <a:off x="4486525" y="3446925"/>
-                                  <a:ext cx="1718950" cy="805450"/>
-                                </a:xfrm>
-                                <a:prstGeom prst="rect">
-                                  <a:avLst/>
-                                </a:prstGeom>
-                                <a:noFill/>
-                                <a:ln>
-                                  <a:noFill/>
-                                </a:ln>
-                              </wps:spPr>
-                              <wps:txbx>
-                                <w:txbxContent>
-                                  <w:p>
-                                    <w:pPr>
-                                      <w:spacing w:line="240" w:lineRule="auto"/>
-                                      <w:textDirection w:val="btLr"/>
-                                    </w:pPr>
-                                  </w:p>
-                                </w:txbxContent>
-                              </wps:txbx>
-                              <wps:bodyPr spcFirstLastPara="1" wrap="square" lIns="91425" tIns="91425" rIns="91425" bIns="91425" anchor="ctr" anchorCtr="0">
-                                <a:noAutofit/>
-                              </wps:bodyPr>
-                            </wps:wsp>
-                            <wpg:grpSp>
-                              <wpg:cNvPr id="444395490" name="Group 444395490"/>
-                              <wpg:cNvGrpSpPr/>
-                              <wpg:grpSpPr>
-                                <a:xfrm>
-                                  <a:off x="4486528" y="3446943"/>
-                                  <a:ext cx="1718945" cy="805416"/>
-                                  <a:chOff x="0" y="0"/>
-                                  <a:chExt cx="2011680" cy="894327"/>
-                                </a:xfrm>
-                              </wpg:grpSpPr>
-                              <wps:wsp>
-                                <wps:cNvPr id="778489829" name="Rectangle 778489829"/>
-                                <wps:cNvSpPr/>
-                                <wps:spPr>
-                                  <a:xfrm>
-                                    <a:off x="0" y="0"/>
-                                    <a:ext cx="2011675" cy="739625"/>
-                                  </a:xfrm>
-                                  <a:prstGeom prst="rect">
-                                    <a:avLst/>
-                                  </a:prstGeom>
-                                  <a:noFill/>
-                                  <a:ln>
-                                    <a:noFill/>
-                                  </a:ln>
-                                </wps:spPr>
-                                <wps:txbx>
-                                  <w:txbxContent>
-                                    <w:p>
-                                      <w:pPr>
-                                        <w:spacing w:line="240" w:lineRule="auto"/>
-                                        <w:textDirection w:val="btLr"/>
-                                      </w:pPr>
-                                    </w:p>
-                                  </w:txbxContent>
-                                </wps:txbx>
-                                <wps:bodyPr spcFirstLastPara="1" wrap="square" lIns="91425" tIns="91425" rIns="91425" bIns="91425" anchor="ctr" anchorCtr="0">
-                                  <a:noAutofit/>
-                                </wps:bodyPr>
-                              </wps:wsp>
-                              <pic:pic xmlns:pic="http://schemas.openxmlformats.org/drawingml/2006/picture">
-                                <pic:nvPicPr>
-                                  <pic:cNvPr id="12" name="Shape 12" descr="A pink hexagon with black background&#10;&#10;Description automatically generated"/>
-                                  <pic:cNvPicPr preferRelativeResize="0"/>
-                                </pic:nvPicPr>
-                                <pic:blipFill rotWithShape="1">
-                                  <a:blip r:embed="rId1">
-                                    <a:alphaModFix/>
-                                  </a:blip>
-                                  <a:srcRect/>
-                                  <a:stretch/>
-                                </pic:blipFill>
-                                <pic:spPr>
-                                  <a:xfrm>
-                                    <a:off x="1554480" y="0"/>
-                                    <a:ext cx="457200" cy="506095"/>
-                                  </a:xfrm>
-                                  <a:prstGeom prst="rect">
-                                    <a:avLst/>
-                                  </a:prstGeom>
-                                  <a:noFill/>
-                                  <a:ln>
-                                    <a:noFill/>
-                                  </a:ln>
-                                </pic:spPr>
-                              </pic:pic>
-                              <pic:pic xmlns:pic="http://schemas.openxmlformats.org/drawingml/2006/picture">
-                                <pic:nvPicPr>
-                                  <pic:cNvPr id="13" name="Shape 13" descr="A red circle with black background&#10;&#10;Description automatically generated"/>
-                                  <pic:cNvPicPr preferRelativeResize="0"/>
-                                </pic:nvPicPr>
-                                <pic:blipFill rotWithShape="1">
-                                  <a:blip r:embed="rId2">
-                                    <a:alphaModFix/>
-                                  </a:blip>
-                                  <a:srcRect/>
-                                  <a:stretch/>
-                                </pic:blipFill>
-                                <pic:spPr>
-                                  <a:xfrm>
-                                    <a:off x="0" y="0"/>
-                                    <a:ext cx="657860" cy="657860"/>
-                                  </a:xfrm>
-                                  <a:prstGeom prst="rect">
-                                    <a:avLst/>
-                                  </a:prstGeom>
-                                  <a:noFill/>
-                                  <a:ln>
-                                    <a:noFill/>
-                                  </a:ln>
-                                </pic:spPr>
-                              </pic:pic>
-                              <pic:pic xmlns:pic="http://schemas.openxmlformats.org/drawingml/2006/picture">
-                                <pic:nvPicPr>
-                                  <pic:cNvPr id="14" name="Shape 14" descr="A purple square with white dots&#10;&#10;Description automatically generated"/>
-                                  <pic:cNvPicPr preferRelativeResize="0"/>
-                                </pic:nvPicPr>
-                                <pic:blipFill rotWithShape="1">
-                                  <a:blip r:embed="rId3">
-                                    <a:alphaModFix/>
-                                  </a:blip>
-                                  <a:srcRect/>
-                                  <a:stretch/>
-                                </pic:blipFill>
-                                <pic:spPr>
-                                  <a:xfrm rot="9135914" flipH="1">
-                                    <a:off x="672592" y="366268"/>
-                                    <a:ext cx="756920" cy="373380"/>
-                                  </a:xfrm>
-                                  <a:prstGeom prst="rect">
-                                    <a:avLst/>
-                                  </a:prstGeom>
-                                  <a:noFill/>
-                                  <a:ln>
-                                    <a:noFill/>
-                                  </a:ln>
-                                </pic:spPr>
-                              </pic:pic>
-                            </wpg:grpSp>
-                          </wpg:grpSp>
-                        </wpg:grpSp>
-                      </wpg:grpSp>
-                    </wpg:grpSp>
-                  </wpg:wgp>
-                </a:graphicData>
-              </a:graphic>
-            </wp:anchor>
-          </w:drawing>
-        </mc:Choice>
-        <mc:Fallback>
-          <w:pict>
-            <v:group w14:anchorId="0DD00FF1" id="Group 1" o:spid="_x0000_s1026" style="position:absolute;margin-left:-5pt;margin-top:-14pt;width:135.35pt;height:52.45pt;z-index:251658240" coordorigin="44865,34469" coordsize="17189,6661" o:gfxdata="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">
-              <v:group id="Group 1303216998" o:spid="_x0000_s1027" style="position:absolute;left:44865;top:34469;width:17189;height:6661" coordorigin="44865,34469" coordsize="17189,6661" o:gfxdata="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">
-                <v:rect id="Rectangle 1632143402" o:spid="_x0000_s1028" style="position:absolute;left:44865;top:34469;width:17189;height:6661;visibility:visible;mso-wrap-style:square;v-text-anchor:middle" o:gfxdata="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" filled="f" stroked="f">
-                  <v:textbox inset="2.53958mm,2.53958mm,2.53958mm,2.53958mm">
-                    <w:txbxContent>
-                      <w:p>
-                        <w:pPr>
-                          <w:spacing w:line="240" w:lineRule="auto"/>
-                          <w:textDirection w:val="btLr"/>
-                        </w:pPr>
-                      </w:p>
-                    </w:txbxContent>
-                  </v:textbox>
-                </v:rect>
-                <v:group id="Group 1206677462" o:spid="_x0000_s1029" style="position:absolute;left:44865;top:34469;width:17189;height:6661" coordorigin="44865,34469" coordsize="17189,6661" o:gfxdata="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">
-                  <v:rect id="Rectangle 1113580861" o:spid="_x0000_s1030" style="position:absolute;left:44865;top:34469;width:17189;height:6661;visibility:visible;mso-wrap-style:square;v-text-anchor:middle" o:gfxdata="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" filled="f" stroked="f">
-                    <v:textbox inset="2.53958mm,2.53958mm,2.53958mm,2.53958mm">
-                      <w:txbxContent>
-                        <w:p>
-                          <w:pPr>
-                            <w:spacing w:line="240" w:lineRule="auto"/>
-                            <w:textDirection w:val="btLr"/>
-                          </w:pPr>
-                        </w:p>
-                      </w:txbxContent>
-                    </v:textbox>
-                  </v:rect>
-                  <v:group id="Group 1182759701" o:spid="_x0000_s1031" style="position:absolute;left:44865;top:34469;width:17189;height:6661" coordorigin="44865,34469" coordsize="17189,6661" o:gfxdata="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">
-                    <v:rect id="Rectangle 1456124442" o:spid="_x0000_s1032" style="position:absolute;left:44865;top:34469;width:17189;height:6661;visibility:visible;mso-wrap-style:square;v-text-anchor:middle" o:gfxdata="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" filled="f" stroked="f">
-                      <v:textbox inset="2.53958mm,2.53958mm,2.53958mm,2.53958mm">
-                        <w:txbxContent>
-                          <w:p>
-                            <w:pPr>
-                              <w:spacing w:line="240" w:lineRule="auto"/>
-                              <w:textDirection w:val="btLr"/>
-                            </w:pPr>
-                          </w:p>
-                        </w:txbxContent>
-                      </v:textbox>
-                    </v:rect>
-                    <v:group id="Group 1293179383" o:spid="_x0000_s1033" style="position:absolute;left:44865;top:34469;width:17189;height:6661" coordorigin="44865,34469" coordsize="17189,8054" o:gfxdata="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">
-                      <v:rect id="Rectangle 463197420" o:spid="_x0000_s1034" style="position:absolute;left:44865;top:34469;width:17189;height:8054;visibility:visible;mso-wrap-style:square;v-text-anchor:middle" o:gfxdata="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" filled="f" stroked="f">
-                        <v:textbox inset="2.53958mm,2.53958mm,2.53958mm,2.53958mm">
-                          <w:txbxContent>
-                            <w:p>
-                              <w:pPr>
-                                <w:spacing w:line="240" w:lineRule="auto"/>
-                                <w:textDirection w:val="btLr"/>
-                              </w:pPr>
-                            </w:p>
-                          </w:txbxContent>
-                        </v:textbox>
-                      </v:rect>
-                      <v:group id="Group 444395490" o:spid="_x0000_s1035" style="position:absolute;left:44865;top:34469;width:17189;height:8054" coordsize="20116,8943" o:gfxdata="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">
-                        <v:rect id="Rectangle 778489829" o:spid="_x0000_s1036" style="position:absolute;width:20116;height:7396;visibility:visible;mso-wrap-style:square;v-text-anchor:middle" o:gfxdata="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" filled="f" stroked="f">
-                          <v:textbox inset="2.53958mm,2.53958mm,2.53958mm,2.53958mm">
-                            <w:txbxContent>
-                              <w:p>
-                                <w:pPr>
-                                  <w:spacing w:line="240" w:lineRule="auto"/>
-                                  <w:textDirection w:val="btLr"/>
-                                </w:pPr>
-                              </w:p>
-                            </w:txbxContent>
-                          </v:textbox>
-                        </v:rect>
-                        <v:shapetype id="_x0000_t75" coordsize="21600,21600" o:spt="75" o:preferrelative="t" path="m@4@5l@4@11@9@11@9@5xe" filled="f" stroked="f">
-                          <v:stroke joinstyle="miter"/>
-                          <v:formulas>
-                            <v:f eqn="if lineDrawn pixelLineWidth 0"/>
-                            <v:f eqn="sum @0 1 0"/>
-                            <v:f eqn="sum 0 0 @1"/>
-                            <v:f eqn="prod @2 1 2"/>
-                            <v:f eqn="prod @3 21600 pixelWidth"/>
-                            <v:f eqn="prod @3 21600 pixelHeight"/>
-                            <v:f eqn="sum @0 0 1"/>
-                            <v:f eqn="prod @6 1 2"/>
-                            <v:f eqn="prod @7 21600 pixelWidth"/>
-                            <v:f eqn="sum @8 21600 0"/>
-                            <v:f eqn="prod @7 21600 pixelHeight"/>
-                            <v:f eqn="sum @10 21600 0"/>
-                          </v:formulas>
-                          <v:path o:extrusionok="f" gradientshapeok="t" o:connecttype="rect"/>
-                          <o:lock v:ext="edit" aspectratio="t"/>
-                        </v:shapetype>
-                        <v:shape id="Shape 12" o:spid="_x0000_s1037" type="#_x0000_t75" alt="A pink hexagon with black background&#10;&#10;Description automatically generated" style="position:absolute;left:15544;width:4572;height:5060;visibility:visible;mso-wrap-style:square" o:preferrelative="f" o:gfxdata="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">
-                          <v:imagedata r:id="rId4" o:title="A pink hexagon with black background&#10;&#10;Description automatically generated"/>
-                        </v:shape>
-                        <v:shape id="Shape 13" o:spid="_x0000_s1038" type="#_x0000_t75" alt="A red circle with black background&#10;&#10;Description automatically generated" style="position:absolute;width:6578;height:6578;visibility:visible;mso-wrap-style:square" o:preferrelative="f" o:gfxdata="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">
-                          <v:imagedata r:id="rId5" o:title="A red circle with black background&#10;&#10;Description automatically generated"/>
-                        </v:shape>
-                        <v:shape id="Shape 14" o:spid="_x0000_s1039" type="#_x0000_t75" alt="A purple square with white dots&#10;&#10;Description automatically generated" style="position:absolute;left:6725;top:3662;width:7570;height:3734;rotation:-9978854fd;flip:x;visibility:visible;mso-wrap-style:square" o:preferrelative="f" o:gfxdata="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">
-                          <v:imagedata r:id="rId6" o:title="A purple square with white dots&#10;&#10;Description automatically generated"/>
-                        </v:shape>
-                      </v:group>
-                    </v:group>
-                  </v:group>
-                </v:group>
-              </v:group>
-              <w10:wrap type="square"/>
-            </v:group>
-          </w:pict>
-        </mc:Fallback>
-      </mc:AlternateContent>
+      <w:drawing>
+        <wp:anchor distT="0" distB="0" distL="114300" distR="114300" simplePos="0" relativeHeight="251666432" behindDoc="0" locked="0" layoutInCell="1" allowOverlap="1" wp14:anchorId="1EC49C39" wp14:editId="72E60528">
+          <wp:simplePos x="0" y="0"/>
+          <wp:positionH relativeFrom="column">
+            <wp:posOffset>0</wp:posOffset>
+          </wp:positionH>
+          <wp:positionV relativeFrom="paragraph">
+            <wp:posOffset>-635</wp:posOffset>
+          </wp:positionV>
+          <wp:extent cx="1216025" cy="909955"/>
+          <wp:effectExtent l="0" t="0" r="3175" b="4445"/>
+          <wp:wrapNone/>
+          <wp:docPr id="1197778000" name="Gráfico 5"/>
+          <wp:cNvGraphicFramePr>
+            <a:graphicFrameLocks xmlns:a="http://schemas.openxmlformats.org/drawingml/2006/main" noChangeAspect="1"/>
+          </wp:cNvGraphicFramePr>
+          <a:graphic xmlns:a="http://schemas.openxmlformats.org/drawingml/2006/main">
+            <a:graphicData uri="http://schemas.openxmlformats.org/drawingml/2006/picture">
+              <pic:pic xmlns:pic="http://schemas.openxmlformats.org/drawingml/2006/picture">
+                <pic:nvPicPr>
+                  <pic:cNvPr id="677588393" name="Gráfico 5"/>
+                  <pic:cNvPicPr>
+                    <a:picLocks noChangeAspect="1"/>
+                  </pic:cNvPicPr>
+                </pic:nvPicPr>
+                <pic:blipFill rotWithShape="1">
+                  <a:blip r:embed="rId1">
+                    <a:extLst>
+                      <a:ext uri="{28A0092B-C50C-407E-A947-70E740481C1C}">
+                        <a14:useLocalDpi xmlns:a14="http://schemas.microsoft.com/office/drawing/2010/main" val="0"/>
+                      </a:ext>
+                      <a:ext uri="{96DAC541-7B7A-43D3-8B79-37D633B846F1}">
+                        <asvg:svgBlip xmlns:asvg="http://schemas.microsoft.com/office/drawing/2016/SVG/main" r:embed="rId2"/>
+                      </a:ext>
+                    </a:extLst>
+                  </a:blip>
+                  <a:srcRect l="12497" t="14853" r="20703" b="13215"/>
+                  <a:stretch/>
+                </pic:blipFill>
+                <pic:spPr bwMode="auto">
+                  <a:xfrm>
+                    <a:off x="0" y="0"/>
+                    <a:ext cx="1216025" cy="909955"/>
+                  </a:xfrm>
+                  <a:prstGeom prst="rect">
+                    <a:avLst/>
+                  </a:prstGeom>
+                  <a:ln>
+                    <a:noFill/>
+                  </a:ln>
+                  <a:extLst>
+                    <a:ext uri="{53640926-AAD7-44D8-BBD7-CCE9431645EC}">
+                      <a14:shadowObscured xmlns:a14="http://schemas.microsoft.com/office/drawing/2010/main"/>
+                    </a:ext>
+                  </a:extLst>
+                </pic:spPr>
+              </pic:pic>
+            </a:graphicData>
+          </a:graphic>
+        </wp:anchor>
+      </w:drawing>
     </w:r>
-  </w:p>
-  <w:p>
-    <w:pPr>
-      <w:pBdr>
-        <w:top w:val="nil"/>
-        <w:left w:val="nil"/>
-        <w:bottom w:val="nil"/>
-        <w:right w:val="nil"/>
-        <w:between w:val="nil"/>
-      </w:pBdr>
-      <w:tabs>
-        <w:tab w:val="center" w:pos="4513"/>
-        <w:tab w:val="right" w:pos="9026"/>
-      </w:tabs>
-      <w:spacing w:line="240" w:lineRule="auto"/>
-      <w:rPr>
-        <w:color w:val="000000"/>
-        <w:sz w:val="24"/>
-        <w:szCs w:val="24"/>
-      </w:rPr>
-    </w:pPr>
   </w:p>
 </w:hdr>
 </file>
@@ -4903,6 +4729,150 @@
         <w:szCs w:val="24"/>
       </w:rPr>
     </w:pPr>
+    <w:r>
+      <w:rPr>
+        <w:noProof/>
+      </w:rPr>
+      <w:drawing>
+        <wp:anchor distT="0" distB="0" distL="114300" distR="114300" simplePos="0" relativeHeight="251662336" behindDoc="0" locked="0" layoutInCell="1" allowOverlap="1" wp14:anchorId="11BF8B01" wp14:editId="7C4451F1">
+          <wp:simplePos x="0" y="0"/>
+          <wp:positionH relativeFrom="column">
+            <wp:posOffset>3652520</wp:posOffset>
+          </wp:positionH>
+          <wp:positionV relativeFrom="paragraph">
+            <wp:posOffset>136525</wp:posOffset>
+          </wp:positionV>
+          <wp:extent cx="2092960" cy="556895"/>
+          <wp:effectExtent l="0" t="0" r="2540" b="0"/>
+          <wp:wrapNone/>
+          <wp:docPr id="1746761170" name="Picture 2" descr="A grey square with white text&#10;&#10;AI-generated content may be incorrect.">
+            <a:extLst xmlns:a="http://schemas.openxmlformats.org/drawingml/2006/main">
+              <a:ext uri="{FF2B5EF4-FFF2-40B4-BE49-F238E27FC236}">
+                <a16:creationId xmlns:a16="http://schemas.microsoft.com/office/drawing/2014/main" id="{2ADF4236-C311-988C-1EAF-F33444BF8989}"/>
+              </a:ext>
+            </a:extLst>
+          </wp:docPr>
+          <wp:cNvGraphicFramePr>
+            <a:graphicFrameLocks xmlns:a="http://schemas.openxmlformats.org/drawingml/2006/main" noChangeAspect="1"/>
+          </wp:cNvGraphicFramePr>
+          <a:graphic xmlns:a="http://schemas.openxmlformats.org/drawingml/2006/main">
+            <a:graphicData uri="http://schemas.openxmlformats.org/drawingml/2006/picture">
+              <pic:pic xmlns:pic="http://schemas.openxmlformats.org/drawingml/2006/picture">
+                <pic:nvPicPr>
+                  <pic:cNvPr id="1026" name="Picture 2" descr="A grey square with white text&#10;&#10;AI-generated content may be incorrect.">
+                    <a:extLst>
+                      <a:ext uri="{FF2B5EF4-FFF2-40B4-BE49-F238E27FC236}">
+                        <a16:creationId xmlns:a16="http://schemas.microsoft.com/office/drawing/2014/main" id="{2ADF4236-C311-988C-1EAF-F33444BF8989}"/>
+                      </a:ext>
+                    </a:extLst>
+                  </pic:cNvPr>
+                  <pic:cNvPicPr>
+                    <a:picLocks noChangeAspect="1"/>
+                  </pic:cNvPicPr>
+                </pic:nvPicPr>
+                <pic:blipFill rotWithShape="1">
+                  <a:blip r:embed="rId1">
+                    <a:extLst>
+                      <a:ext uri="{28A0092B-C50C-407E-A947-70E740481C1C}">
+                        <a14:useLocalDpi xmlns:a14="http://schemas.microsoft.com/office/drawing/2010/main" val="0"/>
+                      </a:ext>
+                    </a:extLst>
+                  </a:blip>
+                  <a:srcRect r="18171" b="16231"/>
+                  <a:stretch>
+                    <a:fillRect/>
+                  </a:stretch>
+                </pic:blipFill>
+                <pic:spPr bwMode="auto">
+                  <a:xfrm>
+                    <a:off x="0" y="0"/>
+                    <a:ext cx="2092960" cy="556895"/>
+                  </a:xfrm>
+                  <a:prstGeom prst="rect">
+                    <a:avLst/>
+                  </a:prstGeom>
+                  <a:noFill/>
+                  <a:ln>
+                    <a:noFill/>
+                  </a:ln>
+                  <a:extLst>
+                    <a:ext uri="{53640926-AAD7-44D8-BBD7-CCE9431645EC}">
+                      <a14:shadowObscured xmlns:a14="http://schemas.microsoft.com/office/drawing/2010/main"/>
+                    </a:ext>
+                  </a:extLst>
+                </pic:spPr>
+              </pic:pic>
+            </a:graphicData>
+          </a:graphic>
+        </wp:anchor>
+      </w:drawing>
+    </w:r>
+    <w:r>
+      <w:rPr>
+        <w:noProof/>
+      </w:rPr>
+      <w:drawing>
+        <wp:anchor distT="0" distB="0" distL="114300" distR="114300" simplePos="0" relativeHeight="251663360" behindDoc="0" locked="0" layoutInCell="1" allowOverlap="1" wp14:anchorId="64088DAC" wp14:editId="372FFAE4">
+          <wp:simplePos x="0" y="0"/>
+          <wp:positionH relativeFrom="column">
+            <wp:posOffset>0</wp:posOffset>
+          </wp:positionH>
+          <wp:positionV relativeFrom="paragraph">
+            <wp:posOffset>-635</wp:posOffset>
+          </wp:positionV>
+          <wp:extent cx="1216025" cy="909955"/>
+          <wp:effectExtent l="0" t="0" r="3175" b="4445"/>
+          <wp:wrapNone/>
+          <wp:docPr id="565325520" name="Gráfico 5"/>
+          <wp:cNvGraphicFramePr>
+            <a:graphicFrameLocks xmlns:a="http://schemas.openxmlformats.org/drawingml/2006/main" noChangeAspect="1"/>
+          </wp:cNvGraphicFramePr>
+          <a:graphic xmlns:a="http://schemas.openxmlformats.org/drawingml/2006/main">
+            <a:graphicData uri="http://schemas.openxmlformats.org/drawingml/2006/picture">
+              <pic:pic xmlns:pic="http://schemas.openxmlformats.org/drawingml/2006/picture">
+                <pic:nvPicPr>
+                  <pic:cNvPr id="677588393" name="Gráfico 5"/>
+                  <pic:cNvPicPr>
+                    <a:picLocks noChangeAspect="1"/>
+                  </pic:cNvPicPr>
+                </pic:nvPicPr>
+                <pic:blipFill rotWithShape="1">
+                  <a:blip r:embed="rId2">
+                    <a:extLst>
+                      <a:ext uri="{28A0092B-C50C-407E-A947-70E740481C1C}">
+                        <a14:useLocalDpi xmlns:a14="http://schemas.microsoft.com/office/drawing/2010/main" val="0"/>
+                      </a:ext>
+                      <a:ext uri="{96DAC541-7B7A-43D3-8B79-37D633B846F1}">
+                        <asvg:svgBlip xmlns:asvg="http://schemas.microsoft.com/office/drawing/2016/SVG/main" r:embed="rId3"/>
+                      </a:ext>
+                    </a:extLst>
+                  </a:blip>
+                  <a:srcRect l="12497" t="14853" r="20703" b="13215"/>
+                  <a:stretch/>
+                </pic:blipFill>
+                <pic:spPr bwMode="auto">
+                  <a:xfrm>
+                    <a:off x="0" y="0"/>
+                    <a:ext cx="1216025" cy="909955"/>
+                  </a:xfrm>
+                  <a:prstGeom prst="rect">
+                    <a:avLst/>
+                  </a:prstGeom>
+                  <a:ln>
+                    <a:noFill/>
+                  </a:ln>
+                  <a:extLst>
+                    <a:ext uri="{53640926-AAD7-44D8-BBD7-CCE9431645EC}">
+                      <a14:shadowObscured xmlns:a14="http://schemas.microsoft.com/office/drawing/2010/main"/>
+                    </a:ext>
+                  </a:extLst>
+                </pic:spPr>
+              </pic:pic>
+            </a:graphicData>
+          </a:graphic>
+        </wp:anchor>
+      </w:drawing>
+    </w:r>
   </w:p>
 </w:hdr>
 </file>
@@ -6077,6 +6047,30 @@
       </w:tblCellMar>
     </w:tblPr>
   </w:style>
+  <w:style w:type="paragraph" w:styleId="Header">
+    <w:name w:val="header"/>
+    <w:basedOn w:val="Normal"/>
+    <w:link w:val="HeaderChar"/>
+    <w:uiPriority w:val="99"/>
+    <w:semiHidden/>
+    <w:unhideWhenUsed/>
+    <w:rsid w:val="00A223F6"/>
+    <w:pPr>
+      <w:tabs>
+        <w:tab w:val="center" w:pos="4252"/>
+        <w:tab w:val="right" w:pos="8504"/>
+      </w:tabs>
+      <w:spacing w:line="240" w:lineRule="auto"/>
+    </w:pPr>
+  </w:style>
+  <w:style w:type="character" w:customStyle="1" w:styleId="HeaderChar">
+    <w:name w:val="Header Char"/>
+    <w:basedOn w:val="DefaultParagraphFont"/>
+    <w:link w:val="Header"/>
+    <w:uiPriority w:val="99"/>
+    <w:semiHidden/>
+    <w:rsid w:val="00A223F6"/>
+  </w:style>
 </w:styles>
 </file>
 
